--- a/企业AI培训_交付包/初级项目实战_完整交付包/07_讲师资源/PPT3_设计契约/STORY.docx
+++ b/企业AI培训_交付包/初级项目实战_完整交付包/07_讲师资源/PPT3_设计契约/STORY.docx
@@ -189,6 +189,161 @@
         <w:t xml:space="preserve"> </w:t>
       </w:r>
       <w:r>
+        <w:t xml:space="preserve">⚠️ </w:t>
+      </w:r>
+      <w:r>
+        <w:rPr>
+          <w:rFonts w:hint="eastAsia"/>
+        </w:rPr>
+        <w:t xml:space="preserve">2026-09-02：38</w:t>
+      </w:r>
+      <w:r>
+        <w:t xml:space="preserve"> </w:t>
+      </w:r>
+      <w:r>
+        <w:rPr>
+          <w:rFonts w:hint="eastAsia"/>
+        </w:rPr>
+        <w:t xml:space="preserve">页</w:t>
+      </w:r>
+      <w:r>
+        <w:t xml:space="preserve"> </w:t>
+      </w:r>
+      <w:r>
+        <w:rPr>
+          <w:rFonts w:hint="eastAsia"/>
+        </w:rPr>
+        <w:t xml:space="preserve">donor（人人版</w:t>
+      </w:r>
+      <w:r>
+        <w:t xml:space="preserve"> v2.3</w:t>
+      </w:r>
+      <w:r>
+        <w:t xml:space="preserve"> </w:t>
+      </w:r>
+      <w:r>
+        <w:rPr>
+          <w:rStyle w:val="VerbatimChar"/>
+          <w:rFonts w:hint="eastAsia"/>
+        </w:rPr>
+        <w:t xml:space="preserve">通用基础_PPT1_v2.pptx</w:t>
+      </w:r>
+      <w:r>
+        <w:rPr>
+          <w:rFonts w:hint="eastAsia"/>
+        </w:rPr>
+        <w:t xml:space="preserve">）已随</w:t>
+      </w:r>
+      <w:r>
+        <w:t xml:space="preserve"> </w:t>
+      </w:r>
+      <w:r>
+        <w:rPr>
+          <w:rFonts w:hint="eastAsia"/>
+        </w:rPr>
+        <w:t xml:space="preserve">08_留档</w:t>
+      </w:r>
+      <w:r>
+        <w:t xml:space="preserve"> </w:t>
+      </w:r>
+      <w:r>
+        <w:rPr>
+          <w:rFonts w:hint="eastAsia"/>
+        </w:rPr>
+        <w:t xml:space="preserve">目录删除且无备份，本契约的</w:t>
+      </w:r>
+      <w:r>
+        <w:t xml:space="preserve"> donor </w:t>
+      </w:r>
+      <w:r>
+        <w:rPr>
+          <w:rFonts w:hint="eastAsia"/>
+        </w:rPr>
+        <w:t xml:space="preserve">页号映射不再可复现；已生成的</w:t>
+      </w:r>
+      <w:r>
+        <w:t xml:space="preserve"> </w:t>
+      </w:r>
+      <w:r>
+        <w:rPr>
+          <w:rStyle w:val="VerbatimChar"/>
+          <w:rFonts w:hint="eastAsia"/>
+        </w:rPr>
+        <w:t xml:space="preserve">实战项目_执行手册_PPT3.pptx</w:t>
+      </w:r>
+      <w:r>
+        <w:rPr>
+          <w:rFonts w:hint="eastAsia"/>
+        </w:rPr>
+        <w:t xml:space="preserve">（33</w:t>
+      </w:r>
+      <w:r>
+        <w:t xml:space="preserve"> </w:t>
+      </w:r>
+      <w:r>
+        <w:rPr>
+          <w:rFonts w:hint="eastAsia"/>
+        </w:rPr>
+        <w:t xml:space="preserve">页，D2/D3</w:t>
+      </w:r>
+      <w:r>
+        <w:t xml:space="preserve"> </w:t>
+      </w:r>
+      <w:r>
+        <w:rPr>
+          <w:rFonts w:hint="eastAsia"/>
+        </w:rPr>
+        <w:t xml:space="preserve">用，不依赖</w:t>
+      </w:r>
+      <w:r>
+        <w:t xml:space="preserve"> D1 </w:t>
+      </w:r>
+      <w:r>
+        <w:rPr>
+          <w:rFonts w:hint="eastAsia"/>
+        </w:rPr>
+        <w:t xml:space="preserve">页数）保留可用。D1</w:t>
+      </w:r>
+      <w:r>
+        <w:t xml:space="preserve"> </w:t>
+      </w:r>
+      <w:r>
+        <w:rPr>
+          <w:rFonts w:hint="eastAsia"/>
+        </w:rPr>
+        <w:t xml:space="preserve">现口径</w:t>
+      </w:r>
+      <w:r>
+        <w:t xml:space="preserve"> = </w:t>
+      </w:r>
+      <w:r>
+        <w:rPr>
+          <w:rFonts w:hint="eastAsia"/>
+        </w:rPr>
+        <w:t xml:space="preserve">企业版</w:t>
+      </w:r>
+      <w:r>
+        <w:t xml:space="preserve"> </w:t>
+      </w:r>
+      <w:r>
+        <w:rPr>
+          <w:rFonts w:hint="eastAsia"/>
+        </w:rPr>
+        <w:t xml:space="preserve">v3.0（45</w:t>
+      </w:r>
+      <w:r>
+        <w:t xml:space="preserve"> </w:t>
+      </w:r>
+      <w:r>
+        <w:rPr>
+          <w:rFonts w:hint="eastAsia"/>
+        </w:rPr>
+        <w:t xml:space="preserve">页）。</w:t>
+      </w:r>
+      <w:r>
+        <w:t xml:space="preserve"> </w:t>
+      </w:r>
+      <w:r>
         <w:rPr>
           <w:rFonts w:hint="eastAsia"/>
         </w:rPr>
@@ -364,7 +519,7 @@
         <w:t xml:space="preserve">照</w:t>
       </w:r>
       <w:r>
-        <w:t xml:space="preserve"> P4 </w:t>
+        <w:t xml:space="preserve"> P5 </w:t>
       </w:r>
       <w:r>
         <w:rPr>
@@ -382,7 +537,7 @@
         <w:t xml:space="preserve">照</w:t>
       </w:r>
       <w:r>
-        <w:t xml:space="preserve"> P5 </w:t>
+        <w:t xml:space="preserve"> P6 </w:t>
       </w:r>
       <w:r>
         <w:rPr>
@@ -400,7 +555,7 @@
         <w:t xml:space="preserve">翻到</w:t>
       </w:r>
       <w:r>
-        <w:t xml:space="preserve"> P6-P31 </w:t>
+        <w:t xml:space="preserve"> P7-P32 </w:t>
       </w:r>
       <w:r>
         <w:rPr>
@@ -459,7 +614,7 @@
         <w:t xml:space="preserve">照</w:t>
       </w:r>
       <w:r>
-        <w:t xml:space="preserve"> P32 </w:t>
+        <w:t xml:space="preserve"> P33 </w:t>
       </w:r>
       <w:r>
         <w:rPr>
@@ -700,7 +855,7 @@
         <w:t xml:space="preserve">三天课总览</w:t>
       </w:r>
       <w:r>
-        <w:t xml:space="preserve"> / P3 </w:t>
+        <w:t xml:space="preserve"> / P4 </w:t>
       </w:r>
       <w:r>
         <w:rPr>
@@ -709,7 +864,7 @@
         <w:t xml:space="preserve">选题五步</w:t>
       </w:r>
       <w:r>
-        <w:t xml:space="preserve"> / P4 </w:t>
+        <w:t xml:space="preserve"> / P5 </w:t>
       </w:r>
       <w:r>
         <w:rPr>
@@ -718,7 +873,7 @@
         <w:t xml:space="preserve">环境准备六样</w:t>
       </w:r>
       <w:r>
-        <w:t xml:space="preserve"> / P5 </w:t>
+        <w:t xml:space="preserve"> / P6 </w:t>
       </w:r>
       <w:r>
         <w:rPr>
@@ -747,7 +902,7 @@
         <w:rPr>
           <w:rFonts w:hint="eastAsia"/>
         </w:rPr>
-        <w:t xml:space="preserve">：P6-P31，顺序</w:t>
+        <w:t xml:space="preserve">：P7-P32，顺序</w:t>
       </w:r>
       <w:r>
         <w:t xml:space="preserve"> = </w:t>
@@ -788,7 +943,7 @@
         <w:rPr>
           <w:rFonts w:hint="eastAsia"/>
         </w:rPr>
-        <w:t xml:space="preserve">：P32</w:t>
+        <w:t xml:space="preserve">：P33</w:t>
       </w:r>
       <w:r>
         <w:t xml:space="preserve"> </w:t>
@@ -800,7 +955,7 @@
         <w:t xml:space="preserve">验收与路演五步</w:t>
       </w:r>
       <w:r>
-        <w:t xml:space="preserve"> / P33 </w:t>
+        <w:t xml:space="preserve"> / P34 </w:t>
       </w:r>
       <w:r>
         <w:rPr>
@@ -834,7 +989,7 @@
         <w:rPr>
           <w:rFonts w:hint="eastAsia"/>
         </w:rPr>
-        <w:t xml:space="preserve">P23「三步上手</w:t>
+        <w:t xml:space="preserve">P24「三步上手</w:t>
       </w:r>
       <w:r>
         <w:t xml:space="preserve"> + </w:t>
@@ -1415,7 +1570,7 @@
               <w:rPr>
                 <w:rFonts w:hint="eastAsia"/>
               </w:rPr>
-              <w:t xml:space="preserve">卡（P26）</w:t>
+              <w:t xml:space="preserve">卡（P27）</w:t>
             </w:r>
           </w:p>
         </w:tc>
@@ -1514,7 +1669,7 @@
               <w:rPr>
                 <w:rFonts w:hint="eastAsia"/>
               </w:rPr>
-              <w:t xml:space="preserve">卡（P17）</w:t>
+              <w:t xml:space="preserve">卡（P18）</w:t>
             </w:r>
           </w:p>
         </w:tc>
@@ -1583,7 +1738,7 @@
               <w:rPr>
                 <w:rFonts w:hint="eastAsia"/>
               </w:rPr>
-              <w:t xml:space="preserve">卡（P21）</w:t>
+              <w:t xml:space="preserve">卡（P22）</w:t>
             </w:r>
           </w:p>
         </w:tc>
@@ -1649,7 +1804,7 @@
               <w:rPr>
                 <w:rFonts w:hint="eastAsia"/>
               </w:rPr>
-              <w:t xml:space="preserve">双卡（P30）</w:t>
+              <w:t xml:space="preserve">双卡（P31）</w:t>
             </w:r>
           </w:p>
         </w:tc>
@@ -1763,7 +1918,7 @@
               <w:rPr>
                 <w:rFonts w:hint="eastAsia"/>
               </w:rPr>
-              <w:t xml:space="preserve">三步+五行（P23）</w:t>
+              <w:t xml:space="preserve">三步+五行（P24）</w:t>
             </w:r>
           </w:p>
         </w:tc>
@@ -1859,7 +2014,7 @@
               <w:rPr>
                 <w:rFonts w:hint="eastAsia"/>
               </w:rPr>
-              <w:t xml:space="preserve">步（P31）</w:t>
+              <w:t xml:space="preserve">步（P32）</w:t>
             </w:r>
           </w:p>
         </w:tc>
@@ -1925,7 +2080,7 @@
               <w:rPr>
                 <w:rFonts w:hint="eastAsia"/>
               </w:rPr>
-              <w:t xml:space="preserve">结束（P38）</w:t>
+              <w:t xml:space="preserve">结束（P39）</w:t>
             </w:r>
           </w:p>
         </w:tc>
@@ -2106,7 +2261,7 @@
         <w:rPr>
           <w:rFonts w:hint="eastAsia"/>
         </w:rPr>
-        <w:t xml:space="preserve">（P2/P3/P4/P5</w:t>
+        <w:t xml:space="preserve">（P2/P4/P5/P6</w:t>
       </w:r>
       <w:r>
         <w:t xml:space="preserve"> </w:t>
@@ -2127,7 +2282,7 @@
         </w:numPr>
       </w:pPr>
       <w:r>
-        <w:t xml:space="preserve">P5 </w:t>
+        <w:t xml:space="preserve">P6 </w:t>
       </w:r>
       <w:r>
         <w:rPr>

--- a/企业AI培训_交付包/初级项目实战_完整交付包/07_讲师资源/PPT3_设计契约/STORY.docx
+++ b/企业AI培训_交付包/初级项目实战_完整交付包/07_讲师资源/PPT3_设计契约/STORY.docx
@@ -329,7 +329,7 @@
         <w:rPr>
           <w:rFonts w:hint="eastAsia"/>
         </w:rPr>
-        <w:t xml:space="preserve">v3.0（45</w:t>
+        <w:t xml:space="preserve">v3.0（48</w:t>
       </w:r>
       <w:r>
         <w:t xml:space="preserve"> </w:t>
@@ -555,7 +555,7 @@
         <w:t xml:space="preserve">翻到</w:t>
       </w:r>
       <w:r>
-        <w:t xml:space="preserve"> P7-P32 </w:t>
+        <w:t xml:space="preserve"> P7-P33 </w:t>
       </w:r>
       <w:r>
         <w:rPr>
@@ -614,7 +614,7 @@
         <w:t xml:space="preserve">照</w:t>
       </w:r>
       <w:r>
-        <w:t xml:space="preserve"> P33 </w:t>
+        <w:t xml:space="preserve"> P34 </w:t>
       </w:r>
       <w:r>
         <w:rPr>
@@ -902,7 +902,7 @@
         <w:rPr>
           <w:rFonts w:hint="eastAsia"/>
         </w:rPr>
-        <w:t xml:space="preserve">：P7-P32，顺序</w:t>
+        <w:t xml:space="preserve">：P7-P33，顺序</w:t>
       </w:r>
       <w:r>
         <w:t xml:space="preserve"> = </w:t>
@@ -943,7 +943,7 @@
         <w:rPr>
           <w:rFonts w:hint="eastAsia"/>
         </w:rPr>
-        <w:t xml:space="preserve">：P33</w:t>
+        <w:t xml:space="preserve">：P34</w:t>
       </w:r>
       <w:r>
         <w:t xml:space="preserve"> </w:t>
@@ -955,7 +955,7 @@
         <w:t xml:space="preserve">验收与路演五步</w:t>
       </w:r>
       <w:r>
-        <w:t xml:space="preserve"> / P34 </w:t>
+        <w:t xml:space="preserve"> / P35 </w:t>
       </w:r>
       <w:r>
         <w:rPr>
@@ -1804,7 +1804,7 @@
               <w:rPr>
                 <w:rFonts w:hint="eastAsia"/>
               </w:rPr>
-              <w:t xml:space="preserve">双卡（P31）</w:t>
+              <w:t xml:space="preserve">双卡（P32）</w:t>
             </w:r>
           </w:p>
         </w:tc>
@@ -2014,7 +2014,7 @@
               <w:rPr>
                 <w:rFonts w:hint="eastAsia"/>
               </w:rPr>
-              <w:t xml:space="preserve">步（P32）</w:t>
+              <w:t xml:space="preserve">步（P33）</w:t>
             </w:r>
           </w:p>
         </w:tc>
@@ -2080,7 +2080,7 @@
               <w:rPr>
                 <w:rFonts w:hint="eastAsia"/>
               </w:rPr>
-              <w:t xml:space="preserve">结束（P39）</w:t>
+              <w:t xml:space="preserve">结束（P40）</w:t>
             </w:r>
           </w:p>
         </w:tc>

--- a/企业AI培训_交付包/初级项目实战_完整交付包/07_讲师资源/PPT3_设计契约/STORY.docx
+++ b/企业AI培训_交付包/初级项目实战_完整交付包/07_讲师资源/PPT3_设计契约/STORY.docx
@@ -329,7 +329,7 @@
         <w:rPr>
           <w:rFonts w:hint="eastAsia"/>
         </w:rPr>
-        <w:t xml:space="preserve">v3.0（48</w:t>
+        <w:t xml:space="preserve">v3.0（49</w:t>
       </w:r>
       <w:r>
         <w:t xml:space="preserve"> </w:t>

--- a/企业AI培训_交付包/初级项目实战_完整交付包/07_讲师资源/PPT3_设计契约/STORY.docx
+++ b/企业AI培训_交付包/初级项目实战_完整交付包/07_讲师资源/PPT3_设计契约/STORY.docx
@@ -329,7 +329,7 @@
         <w:rPr>
           <w:rFonts w:hint="eastAsia"/>
         </w:rPr>
-        <w:t xml:space="preserve">v3.0（49</w:t>
+        <w:t xml:space="preserve">v3.4（51</w:t>
       </w:r>
       <w:r>
         <w:t xml:space="preserve"> </w:t>
